--- a/Lab_4(Rasterization)/Doc/отчёт.docx
+++ b/Lab_4(Rasterization)/Doc/отчёт.docx
@@ -555,29 +555,7 @@
           <w:color w:val="0F1115"/>
           <w:lang w:eastAsia="ru-RU"/>
         </w:rPr>
-        <w:t>Разработка графического интерфейса (</w:t>
-      </w:r>
-      <w:proofErr w:type="spellStart"/>
-      <w:r>
-        <w:rPr>
-          <w:rFonts w:eastAsia="Times New Roman"/>
-          <w:b/>
-          <w:bCs/>
-          <w:color w:val="0F1115"/>
-          <w:lang w:eastAsia="ru-RU"/>
-        </w:rPr>
-        <w:t>MainWindow</w:t>
-      </w:r>
-      <w:proofErr w:type="spellEnd"/>
-      <w:r>
-        <w:rPr>
-          <w:rFonts w:eastAsia="Times New Roman"/>
-          <w:b/>
-          <w:bCs/>
-          <w:color w:val="0F1115"/>
-          <w:lang w:eastAsia="ru-RU"/>
-        </w:rPr>
-        <w:t>)</w:t>
+        <w:t>Разработка графического интерфейса (MainWindow)</w:t>
       </w:r>
     </w:p>
     <w:p>
@@ -986,29 +964,7 @@
           <w:color w:val="0F1115"/>
           <w:lang w:eastAsia="ru-RU"/>
         </w:rPr>
-        <w:t>Реализация виджета растеризации (</w:t>
-      </w:r>
-      <w:proofErr w:type="spellStart"/>
-      <w:r>
-        <w:rPr>
-          <w:rFonts w:eastAsia="Times New Roman"/>
-          <w:b/>
-          <w:bCs/>
-          <w:color w:val="0F1115"/>
-          <w:lang w:eastAsia="ru-RU"/>
-        </w:rPr>
-        <w:t>RasterizationWidget</w:t>
-      </w:r>
-      <w:proofErr w:type="spellEnd"/>
-      <w:r>
-        <w:rPr>
-          <w:rFonts w:eastAsia="Times New Roman"/>
-          <w:b/>
-          <w:bCs/>
-          <w:color w:val="0F1115"/>
-          <w:lang w:eastAsia="ru-RU"/>
-        </w:rPr>
-        <w:t>)</w:t>
+        <w:t>Реализация виджета растеризации (RasterizationWidget)</w:t>
       </w:r>
     </w:p>
     <w:p>
@@ -1083,18 +1039,8 @@
           <w:color w:val="0F1115"/>
           <w:lang w:eastAsia="ru-RU"/>
         </w:rPr>
-        <w:t xml:space="preserve">Настройка прозрачности и </w:t>
-      </w:r>
-      <w:proofErr w:type="spellStart"/>
-      <w:r>
-        <w:rPr>
-          <w:rFonts w:eastAsia="Times New Roman"/>
-          <w:color w:val="0F1115"/>
-          <w:lang w:eastAsia="ru-RU"/>
-        </w:rPr>
-        <w:t>blending</w:t>
-      </w:r>
-      <w:proofErr w:type="spellEnd"/>
+        <w:t>Настройка прозрачности и blending</w:t>
+      </w:r>
     </w:p>
     <w:p>
       <w:pPr>
@@ -1697,9 +1643,103 @@
           <w:color w:val="0F1115"/>
           <w:lang w:eastAsia="ru-RU"/>
         </w:rPr>
-        <w:t xml:space="preserve">Алгоритм </w:t>
-      </w:r>
-      <w:proofErr w:type="spellStart"/>
+        <w:t>Алгоритм Брезенхема (линия):</w:t>
+      </w:r>
+    </w:p>
+    <w:p>
+      <w:pPr>
+        <w:numPr>
+          <w:ilvl w:val="2"/>
+          <w:numId w:val="1"/>
+        </w:numPr>
+        <w:shd w:val="clear" w:color="auto" w:fill="FFFFFF"/>
+        <w:suppressAutoHyphens w:val="0"/>
+        <w:spacing w:before="100" w:beforeAutospacing="1" w:line="240" w:lineRule="auto"/>
+        <w:jc w:val="left"/>
+        <w:rPr>
+          <w:rFonts w:eastAsia="Times New Roman"/>
+          <w:color w:val="0F1115"/>
+          <w:lang w:eastAsia="ru-RU"/>
+        </w:rPr>
+      </w:pPr>
+      <w:r>
+        <w:rPr>
+          <w:rFonts w:eastAsia="Times New Roman"/>
+          <w:color w:val="0F1115"/>
+          <w:lang w:eastAsia="ru-RU"/>
+        </w:rPr>
+        <w:t>Целочисленные вычисления для эффективности</w:t>
+      </w:r>
+    </w:p>
+    <w:p>
+      <w:pPr>
+        <w:numPr>
+          <w:ilvl w:val="2"/>
+          <w:numId w:val="1"/>
+        </w:numPr>
+        <w:shd w:val="clear" w:color="auto" w:fill="FFFFFF"/>
+        <w:suppressAutoHyphens w:val="0"/>
+        <w:spacing w:before="100" w:beforeAutospacing="1" w:line="240" w:lineRule="auto"/>
+        <w:jc w:val="left"/>
+        <w:rPr>
+          <w:rFonts w:eastAsia="Times New Roman"/>
+          <w:color w:val="0F1115"/>
+          <w:lang w:eastAsia="ru-RU"/>
+        </w:rPr>
+      </w:pPr>
+      <w:r>
+        <w:rPr>
+          <w:rFonts w:eastAsia="Times New Roman"/>
+          <w:color w:val="0F1115"/>
+          <w:lang w:eastAsia="ru-RU"/>
+        </w:rPr>
+        <w:t>Использование переменной ошибки для принятия решений</w:t>
+      </w:r>
+    </w:p>
+    <w:p>
+      <w:pPr>
+        <w:numPr>
+          <w:ilvl w:val="2"/>
+          <w:numId w:val="1"/>
+        </w:numPr>
+        <w:shd w:val="clear" w:color="auto" w:fill="FFFFFF"/>
+        <w:suppressAutoHyphens w:val="0"/>
+        <w:spacing w:before="100" w:beforeAutospacing="1" w:line="240" w:lineRule="auto"/>
+        <w:jc w:val="left"/>
+        <w:rPr>
+          <w:rFonts w:eastAsia="Times New Roman"/>
+          <w:color w:val="0F1115"/>
+          <w:lang w:eastAsia="ru-RU"/>
+        </w:rPr>
+      </w:pPr>
+      <w:r>
+        <w:rPr>
+          <w:rFonts w:eastAsia="Times New Roman"/>
+          <w:color w:val="0F1115"/>
+          <w:lang w:eastAsia="ru-RU"/>
+        </w:rPr>
+        <w:t>Обработка всех октантов</w:t>
+      </w:r>
+    </w:p>
+    <w:p>
+      <w:pPr>
+        <w:pStyle w:val="a7"/>
+        <w:numPr>
+          <w:ilvl w:val="1"/>
+          <w:numId w:val="1"/>
+        </w:numPr>
+        <w:shd w:val="clear" w:color="auto" w:fill="FFFFFF"/>
+        <w:suppressAutoHyphens w:val="0"/>
+        <w:spacing w:before="240" w:after="240" w:line="240" w:lineRule="auto"/>
+        <w:jc w:val="left"/>
+        <w:rPr>
+          <w:rFonts w:ascii="Consolas" w:eastAsia="Times New Roman" w:hAnsi="Consolas" w:cs="Courier New"/>
+          <w:color w:val="0F1115"/>
+          <w:sz w:val="20"/>
+          <w:szCs w:val="20"/>
+          <w:lang w:eastAsia="ru-RU"/>
+        </w:rPr>
+      </w:pPr>
       <w:r>
         <w:rPr>
           <w:rFonts w:eastAsia="Times New Roman"/>
@@ -1708,9 +1748,103 @@
           <w:color w:val="0F1115"/>
           <w:lang w:eastAsia="ru-RU"/>
         </w:rPr>
-        <w:t>Брезенхема</w:t>
-      </w:r>
-      <w:proofErr w:type="spellEnd"/>
+        <w:t>Алгоритм Брезенхема (окружность):</w:t>
+      </w:r>
+    </w:p>
+    <w:p>
+      <w:pPr>
+        <w:numPr>
+          <w:ilvl w:val="2"/>
+          <w:numId w:val="1"/>
+        </w:numPr>
+        <w:shd w:val="clear" w:color="auto" w:fill="FFFFFF"/>
+        <w:suppressAutoHyphens w:val="0"/>
+        <w:spacing w:before="100" w:beforeAutospacing="1" w:line="240" w:lineRule="auto"/>
+        <w:jc w:val="left"/>
+        <w:rPr>
+          <w:rFonts w:eastAsia="Times New Roman"/>
+          <w:color w:val="0F1115"/>
+          <w:lang w:eastAsia="ru-RU"/>
+        </w:rPr>
+      </w:pPr>
+      <w:r>
+        <w:rPr>
+          <w:rFonts w:eastAsia="Times New Roman"/>
+          <w:color w:val="0F1115"/>
+          <w:lang w:eastAsia="ru-RU"/>
+        </w:rPr>
+        <w:t>Построение по 8 точкам симметрии</w:t>
+      </w:r>
+    </w:p>
+    <w:p>
+      <w:pPr>
+        <w:numPr>
+          <w:ilvl w:val="2"/>
+          <w:numId w:val="1"/>
+        </w:numPr>
+        <w:shd w:val="clear" w:color="auto" w:fill="FFFFFF"/>
+        <w:suppressAutoHyphens w:val="0"/>
+        <w:spacing w:before="100" w:beforeAutospacing="1" w:line="240" w:lineRule="auto"/>
+        <w:jc w:val="left"/>
+        <w:rPr>
+          <w:rFonts w:eastAsia="Times New Roman"/>
+          <w:color w:val="0F1115"/>
+          <w:lang w:eastAsia="ru-RU"/>
+        </w:rPr>
+      </w:pPr>
+      <w:r>
+        <w:rPr>
+          <w:rFonts w:eastAsia="Times New Roman"/>
+          <w:color w:val="0F1115"/>
+          <w:lang w:eastAsia="ru-RU"/>
+        </w:rPr>
+        <w:t>Использование целочисленного параметра решения</w:t>
+      </w:r>
+    </w:p>
+    <w:p>
+      <w:pPr>
+        <w:numPr>
+          <w:ilvl w:val="2"/>
+          <w:numId w:val="1"/>
+        </w:numPr>
+        <w:shd w:val="clear" w:color="auto" w:fill="FFFFFF"/>
+        <w:suppressAutoHyphens w:val="0"/>
+        <w:spacing w:before="100" w:beforeAutospacing="1" w:line="240" w:lineRule="auto"/>
+        <w:jc w:val="left"/>
+        <w:rPr>
+          <w:rFonts w:eastAsia="Times New Roman"/>
+          <w:color w:val="0F1115"/>
+          <w:lang w:eastAsia="ru-RU"/>
+        </w:rPr>
+      </w:pPr>
+      <w:r>
+        <w:rPr>
+          <w:rFonts w:eastAsia="Times New Roman"/>
+          <w:color w:val="0F1115"/>
+          <w:lang w:eastAsia="ru-RU"/>
+        </w:rPr>
+        <w:t>Поэтапное построение от 0 до 45 градусов</w:t>
+      </w:r>
+    </w:p>
+    <w:p>
+      <w:pPr>
+        <w:pStyle w:val="a7"/>
+        <w:numPr>
+          <w:ilvl w:val="1"/>
+          <w:numId w:val="1"/>
+        </w:numPr>
+        <w:shd w:val="clear" w:color="auto" w:fill="FFFFFF"/>
+        <w:suppressAutoHyphens w:val="0"/>
+        <w:spacing w:before="240" w:after="240" w:line="240" w:lineRule="auto"/>
+        <w:jc w:val="left"/>
+        <w:rPr>
+          <w:rFonts w:ascii="Consolas" w:eastAsia="Times New Roman" w:hAnsi="Consolas" w:cs="Courier New"/>
+          <w:color w:val="0F1115"/>
+          <w:sz w:val="20"/>
+          <w:szCs w:val="20"/>
+          <w:lang w:eastAsia="ru-RU"/>
+        </w:rPr>
+      </w:pPr>
       <w:r>
         <w:rPr>
           <w:rFonts w:eastAsia="Times New Roman"/>
@@ -1719,7 +1853,7 @@
           <w:color w:val="0F1115"/>
           <w:lang w:eastAsia="ru-RU"/>
         </w:rPr>
-        <w:t xml:space="preserve"> (линия):</w:t>
+        <w:t>Алгоритм Кастла-Питвея:</w:t>
       </w:r>
     </w:p>
     <w:p>
@@ -1744,7 +1878,7 @@
           <w:color w:val="0F1115"/>
           <w:lang w:eastAsia="ru-RU"/>
         </w:rPr>
-        <w:t>Целочисленные вычисления для эффективности</w:t>
+        <w:t>Основан на алгоритме Евклида</w:t>
       </w:r>
     </w:p>
     <w:p>
@@ -1769,7 +1903,7 @@
           <w:color w:val="0F1115"/>
           <w:lang w:eastAsia="ru-RU"/>
         </w:rPr>
-        <w:t>Использование переменной ошибки для принятия решений</w:t>
+        <w:t>Генерация последовательности шагов</w:t>
       </w:r>
     </w:p>
     <w:p>
@@ -1794,7 +1928,7 @@
           <w:color w:val="0F1115"/>
           <w:lang w:eastAsia="ru-RU"/>
         </w:rPr>
-        <w:t>Обработка всех октантов</w:t>
+        <w:t>Построение оптимальной цепочки перемещений</w:t>
       </w:r>
     </w:p>
     <w:p>
@@ -1808,15 +1942,6 @@
         <w:suppressAutoHyphens w:val="0"/>
         <w:spacing w:before="240" w:after="240" w:line="240" w:lineRule="auto"/>
         <w:jc w:val="left"/>
-        <w:rPr>
-          <w:rFonts w:ascii="Consolas" w:eastAsia="Times New Roman" w:hAnsi="Consolas" w:cs="Courier New"/>
-          <w:color w:val="0F1115"/>
-          <w:sz w:val="20"/>
-          <w:szCs w:val="20"/>
-          <w:lang w:eastAsia="ru-RU"/>
-        </w:rPr>
-      </w:pPr>
-      <w:r>
         <w:rPr>
           <w:rFonts w:eastAsia="Times New Roman"/>
           <w:b/>
@@ -1824,9 +1949,7 @@
           <w:color w:val="0F1115"/>
           <w:lang w:eastAsia="ru-RU"/>
         </w:rPr>
-        <w:t xml:space="preserve">Алгоритм </w:t>
-      </w:r>
-      <w:proofErr w:type="spellStart"/>
+      </w:pPr>
       <w:r>
         <w:rPr>
           <w:rFonts w:eastAsia="Times New Roman"/>
@@ -1835,18 +1958,7 @@
           <w:color w:val="0F1115"/>
           <w:lang w:eastAsia="ru-RU"/>
         </w:rPr>
-        <w:t>Брезенхема</w:t>
-      </w:r>
-      <w:proofErr w:type="spellEnd"/>
-      <w:r>
-        <w:rPr>
-          <w:rFonts w:eastAsia="Times New Roman"/>
-          <w:b/>
-          <w:bCs/>
-          <w:color w:val="0F1115"/>
-          <w:lang w:eastAsia="ru-RU"/>
-        </w:rPr>
-        <w:t xml:space="preserve"> (окружность):</w:t>
+        <w:t>Алгоритм ВУ (сглаживание):</w:t>
       </w:r>
     </w:p>
     <w:p>
@@ -1871,250 +1983,8 @@
           <w:color w:val="0F1115"/>
           <w:lang w:eastAsia="ru-RU"/>
         </w:rPr>
-        <w:t>Построение по 8 точкам симметрии</w:t>
-      </w:r>
-    </w:p>
-    <w:p>
-      <w:pPr>
-        <w:numPr>
-          <w:ilvl w:val="2"/>
-          <w:numId w:val="1"/>
-        </w:numPr>
-        <w:shd w:val="clear" w:color="auto" w:fill="FFFFFF"/>
-        <w:suppressAutoHyphens w:val="0"/>
-        <w:spacing w:before="100" w:beforeAutospacing="1" w:line="240" w:lineRule="auto"/>
-        <w:jc w:val="left"/>
-        <w:rPr>
-          <w:rFonts w:eastAsia="Times New Roman"/>
-          <w:color w:val="0F1115"/>
-          <w:lang w:eastAsia="ru-RU"/>
-        </w:rPr>
-      </w:pPr>
-      <w:r>
-        <w:rPr>
-          <w:rFonts w:eastAsia="Times New Roman"/>
-          <w:color w:val="0F1115"/>
-          <w:lang w:eastAsia="ru-RU"/>
-        </w:rPr>
-        <w:t>Использование целочисленного параметра решения</w:t>
-      </w:r>
-    </w:p>
-    <w:p>
-      <w:pPr>
-        <w:numPr>
-          <w:ilvl w:val="2"/>
-          <w:numId w:val="1"/>
-        </w:numPr>
-        <w:shd w:val="clear" w:color="auto" w:fill="FFFFFF"/>
-        <w:suppressAutoHyphens w:val="0"/>
-        <w:spacing w:before="100" w:beforeAutospacing="1" w:line="240" w:lineRule="auto"/>
-        <w:jc w:val="left"/>
-        <w:rPr>
-          <w:rFonts w:eastAsia="Times New Roman"/>
-          <w:color w:val="0F1115"/>
-          <w:lang w:eastAsia="ru-RU"/>
-        </w:rPr>
-      </w:pPr>
-      <w:r>
-        <w:rPr>
-          <w:rFonts w:eastAsia="Times New Roman"/>
-          <w:color w:val="0F1115"/>
-          <w:lang w:eastAsia="ru-RU"/>
-        </w:rPr>
-        <w:t>Поэтапное построение от 0 до 45 градусов</w:t>
-      </w:r>
-    </w:p>
-    <w:p>
-      <w:pPr>
-        <w:pStyle w:val="a7"/>
-        <w:numPr>
-          <w:ilvl w:val="1"/>
-          <w:numId w:val="1"/>
-        </w:numPr>
-        <w:shd w:val="clear" w:color="auto" w:fill="FFFFFF"/>
-        <w:suppressAutoHyphens w:val="0"/>
-        <w:spacing w:before="240" w:after="240" w:line="240" w:lineRule="auto"/>
-        <w:jc w:val="left"/>
-        <w:rPr>
-          <w:rFonts w:ascii="Consolas" w:eastAsia="Times New Roman" w:hAnsi="Consolas" w:cs="Courier New"/>
-          <w:color w:val="0F1115"/>
-          <w:sz w:val="20"/>
-          <w:szCs w:val="20"/>
-          <w:lang w:eastAsia="ru-RU"/>
-        </w:rPr>
-      </w:pPr>
-      <w:r>
-        <w:rPr>
-          <w:rFonts w:eastAsia="Times New Roman"/>
-          <w:b/>
-          <w:bCs/>
-          <w:color w:val="0F1115"/>
-          <w:lang w:eastAsia="ru-RU"/>
-        </w:rPr>
-        <w:t xml:space="preserve">Алгоритм </w:t>
-      </w:r>
-      <w:proofErr w:type="spellStart"/>
-      <w:r>
-        <w:rPr>
-          <w:rFonts w:eastAsia="Times New Roman"/>
-          <w:b/>
-          <w:bCs/>
-          <w:color w:val="0F1115"/>
-          <w:lang w:eastAsia="ru-RU"/>
-        </w:rPr>
-        <w:t>Кастла-Питвея</w:t>
-      </w:r>
-      <w:proofErr w:type="spellEnd"/>
-      <w:r>
-        <w:rPr>
-          <w:rFonts w:eastAsia="Times New Roman"/>
-          <w:b/>
-          <w:bCs/>
-          <w:color w:val="0F1115"/>
-          <w:lang w:eastAsia="ru-RU"/>
-        </w:rPr>
-        <w:t>:</w:t>
-      </w:r>
-    </w:p>
-    <w:p>
-      <w:pPr>
-        <w:numPr>
-          <w:ilvl w:val="2"/>
-          <w:numId w:val="1"/>
-        </w:numPr>
-        <w:shd w:val="clear" w:color="auto" w:fill="FFFFFF"/>
-        <w:suppressAutoHyphens w:val="0"/>
-        <w:spacing w:before="100" w:beforeAutospacing="1" w:line="240" w:lineRule="auto"/>
-        <w:jc w:val="left"/>
-        <w:rPr>
-          <w:rFonts w:eastAsia="Times New Roman"/>
-          <w:color w:val="0F1115"/>
-          <w:lang w:eastAsia="ru-RU"/>
-        </w:rPr>
-      </w:pPr>
-      <w:r>
-        <w:rPr>
-          <w:rFonts w:eastAsia="Times New Roman"/>
-          <w:color w:val="0F1115"/>
-          <w:lang w:eastAsia="ru-RU"/>
-        </w:rPr>
-        <w:t>Основан на алгоритме Евклида</w:t>
-      </w:r>
-    </w:p>
-    <w:p>
-      <w:pPr>
-        <w:numPr>
-          <w:ilvl w:val="2"/>
-          <w:numId w:val="1"/>
-        </w:numPr>
-        <w:shd w:val="clear" w:color="auto" w:fill="FFFFFF"/>
-        <w:suppressAutoHyphens w:val="0"/>
-        <w:spacing w:before="100" w:beforeAutospacing="1" w:line="240" w:lineRule="auto"/>
-        <w:jc w:val="left"/>
-        <w:rPr>
-          <w:rFonts w:eastAsia="Times New Roman"/>
-          <w:color w:val="0F1115"/>
-          <w:lang w:eastAsia="ru-RU"/>
-        </w:rPr>
-      </w:pPr>
-      <w:r>
-        <w:rPr>
-          <w:rFonts w:eastAsia="Times New Roman"/>
-          <w:color w:val="0F1115"/>
-          <w:lang w:eastAsia="ru-RU"/>
-        </w:rPr>
-        <w:t>Генерация последовательности шагов</w:t>
-      </w:r>
-    </w:p>
-    <w:p>
-      <w:pPr>
-        <w:numPr>
-          <w:ilvl w:val="2"/>
-          <w:numId w:val="1"/>
-        </w:numPr>
-        <w:shd w:val="clear" w:color="auto" w:fill="FFFFFF"/>
-        <w:suppressAutoHyphens w:val="0"/>
-        <w:spacing w:before="100" w:beforeAutospacing="1" w:line="240" w:lineRule="auto"/>
-        <w:jc w:val="left"/>
-        <w:rPr>
-          <w:rFonts w:eastAsia="Times New Roman"/>
-          <w:color w:val="0F1115"/>
-          <w:lang w:eastAsia="ru-RU"/>
-        </w:rPr>
-      </w:pPr>
-      <w:r>
-        <w:rPr>
-          <w:rFonts w:eastAsia="Times New Roman"/>
-          <w:color w:val="0F1115"/>
-          <w:lang w:eastAsia="ru-RU"/>
-        </w:rPr>
-        <w:t>Построение оптимальной цепочки перемещений</w:t>
-      </w:r>
-    </w:p>
-    <w:p>
-      <w:pPr>
-        <w:pStyle w:val="a7"/>
-        <w:numPr>
-          <w:ilvl w:val="1"/>
-          <w:numId w:val="1"/>
-        </w:numPr>
-        <w:shd w:val="clear" w:color="auto" w:fill="FFFFFF"/>
-        <w:suppressAutoHyphens w:val="0"/>
-        <w:spacing w:before="240" w:after="240" w:line="240" w:lineRule="auto"/>
-        <w:jc w:val="left"/>
-        <w:rPr>
-          <w:rFonts w:eastAsia="Times New Roman"/>
-          <w:b/>
-          <w:bCs/>
-          <w:color w:val="0F1115"/>
-          <w:lang w:eastAsia="ru-RU"/>
-        </w:rPr>
-      </w:pPr>
-      <w:r>
-        <w:rPr>
-          <w:rFonts w:eastAsia="Times New Roman"/>
-          <w:b/>
-          <w:bCs/>
-          <w:color w:val="0F1115"/>
-          <w:lang w:eastAsia="ru-RU"/>
-        </w:rPr>
-        <w:t>Алгоритм ВУ (сглаживание):</w:t>
-      </w:r>
-    </w:p>
-    <w:p>
-      <w:pPr>
-        <w:numPr>
-          <w:ilvl w:val="2"/>
-          <w:numId w:val="1"/>
-        </w:numPr>
-        <w:shd w:val="clear" w:color="auto" w:fill="FFFFFF"/>
-        <w:suppressAutoHyphens w:val="0"/>
-        <w:spacing w:before="100" w:beforeAutospacing="1" w:line="240" w:lineRule="auto"/>
-        <w:jc w:val="left"/>
-        <w:rPr>
-          <w:rFonts w:eastAsia="Times New Roman"/>
-          <w:color w:val="0F1115"/>
-          <w:lang w:eastAsia="ru-RU"/>
-        </w:rPr>
-      </w:pPr>
-      <w:r>
-        <w:rPr>
-          <w:rFonts w:eastAsia="Times New Roman"/>
-          <w:color w:val="0F1115"/>
-          <w:lang w:eastAsia="ru-RU"/>
-        </w:rPr>
-        <w:t xml:space="preserve">Реализация </w:t>
-      </w:r>
-      <w:proofErr w:type="spellStart"/>
-      <w:r>
-        <w:rPr>
-          <w:rFonts w:eastAsia="Times New Roman"/>
-          <w:color w:val="0F1115"/>
-          <w:lang w:eastAsia="ru-RU"/>
-        </w:rPr>
-        <w:t>антиалиасинга</w:t>
-      </w:r>
-      <w:proofErr w:type="spellEnd"/>
+        <w:t>Реализация антиалиасинга</w:t>
+      </w:r>
     </w:p>
     <w:p>
       <w:pPr>
@@ -2754,128 +2624,14 @@
         <w:ind w:left="-11" w:firstLine="0"/>
       </w:pPr>
       <w:r>
+        <w:rPr>
+          <w:noProof/>
+        </w:rPr>
         <w:drawing>
           <wp:inline distT="0" distB="0" distL="0" distR="0" wp14:anchorId="108C7913" wp14:editId="780D7C81">
             <wp:extent cx="4930567" cy="2796782"/>
             <wp:effectExtent l="0" t="0" r="3810" b="3810"/>
             <wp:docPr id="1" name="Рисунок 1"/>
-            <wp:cNvGraphicFramePr>
-              <a:graphicFrameLocks xmlns:a="http://schemas.openxmlformats.org/drawingml/2006/main" noChangeAspect="1"/>
-            </wp:cNvGraphicFramePr>
-            <a:graphic xmlns:a="http://schemas.openxmlformats.org/drawingml/2006/main">
-              <a:graphicData uri="http://schemas.openxmlformats.org/drawingml/2006/picture">
-                <pic:pic xmlns:pic="http://schemas.openxmlformats.org/drawingml/2006/picture">
-                  <pic:nvPicPr>
-                    <pic:cNvPr id="1" name=""/>
-                    <pic:cNvPicPr/>
-                  </pic:nvPicPr>
-                  <pic:blipFill>
-                    <a:blip r:embed="rId5"/>
-                    <a:stretch>
-                      <a:fillRect/>
-                    </a:stretch>
-                  </pic:blipFill>
-                  <pic:spPr>
-                    <a:xfrm>
-                      <a:off x="0" y="0"/>
-                      <a:ext cx="4930567" cy="2796782"/>
-                    </a:xfrm>
-                    <a:prstGeom prst="rect">
-                      <a:avLst/>
-                    </a:prstGeom>
-                  </pic:spPr>
-                </pic:pic>
-              </a:graphicData>
-            </a:graphic>
-          </wp:inline>
-        </w:drawing>
-      </w:r>
-    </w:p>
-    <w:p>
-      <w:pPr>
-        <w:pStyle w:val="a7"/>
-        <w:numPr>
-          <w:ilvl w:val="0"/>
-          <w:numId w:val="6"/>
-        </w:numPr>
-      </w:pPr>
-      <w:r>
-        <w:t>Алгоритм ЦДА - улучшенная версия с использованием приращений</w:t>
-      </w:r>
-    </w:p>
-    <w:p>
-      <w:pPr>
-        <w:ind w:left="-11" w:firstLine="0"/>
-      </w:pPr>
-      <w:r>
-        <w:drawing>
-          <wp:inline distT="0" distB="0" distL="0" distR="0" wp14:anchorId="38E7BB05" wp14:editId="66C15106">
-            <wp:extent cx="5317580" cy="3092450"/>
-            <wp:effectExtent l="0" t="0" r="0" b="0"/>
-            <wp:docPr id="5" name="Рисунок 5"/>
-            <wp:cNvGraphicFramePr>
-              <a:graphicFrameLocks xmlns:a="http://schemas.openxmlformats.org/drawingml/2006/main" noChangeAspect="1"/>
-            </wp:cNvGraphicFramePr>
-            <a:graphic xmlns:a="http://schemas.openxmlformats.org/drawingml/2006/main">
-              <a:graphicData uri="http://schemas.openxmlformats.org/drawingml/2006/picture">
-                <pic:pic xmlns:pic="http://schemas.openxmlformats.org/drawingml/2006/picture">
-                  <pic:nvPicPr>
-                    <pic:cNvPr id="1" name=""/>
-                    <pic:cNvPicPr/>
-                  </pic:nvPicPr>
-                  <pic:blipFill>
-                    <a:blip r:embed="rId6"/>
-                    <a:stretch>
-                      <a:fillRect/>
-                    </a:stretch>
-                  </pic:blipFill>
-                  <pic:spPr>
-                    <a:xfrm>
-                      <a:off x="0" y="0"/>
-                      <a:ext cx="5321543" cy="3094755"/>
-                    </a:xfrm>
-                    <a:prstGeom prst="rect">
-                      <a:avLst/>
-                    </a:prstGeom>
-                  </pic:spPr>
-                </pic:pic>
-              </a:graphicData>
-            </a:graphic>
-          </wp:inline>
-        </w:drawing>
-      </w:r>
-    </w:p>
-    <w:p>
-      <w:pPr>
-        <w:pStyle w:val="a7"/>
-        <w:numPr>
-          <w:ilvl w:val="0"/>
-          <w:numId w:val="6"/>
-        </w:numPr>
-      </w:pPr>
-      <w:r>
-        <w:lastRenderedPageBreak/>
-        <w:t xml:space="preserve">Алгоритм </w:t>
-      </w:r>
-      <w:proofErr w:type="spellStart"/>
-      <w:r>
-        <w:t>Брезенхема</w:t>
-      </w:r>
-      <w:proofErr w:type="spellEnd"/>
-      <w:r>
-        <w:t xml:space="preserve"> (линия) - эффективный целочисленный метод</w:t>
-      </w:r>
-    </w:p>
-    <w:p>
-      <w:pPr>
-        <w:ind w:left="-11" w:firstLine="0"/>
-      </w:pPr>
-      <w:r>
-        <w:drawing>
-          <wp:inline distT="0" distB="0" distL="0" distR="0" wp14:anchorId="29155BB4" wp14:editId="73BB8FF0">
-            <wp:extent cx="5658257" cy="3254828"/>
-            <wp:effectExtent l="0" t="0" r="0" b="3175"/>
-            <wp:docPr id="6" name="Рисунок 6"/>
             <wp:cNvGraphicFramePr>
               <a:graphicFrameLocks xmlns:a="http://schemas.openxmlformats.org/drawingml/2006/main" noChangeAspect="1"/>
             </wp:cNvGraphicFramePr>
@@ -2895,7 +2651,7 @@
                   <pic:spPr>
                     <a:xfrm>
                       <a:off x="0" y="0"/>
-                      <a:ext cx="5685097" cy="3270267"/>
+                      <a:ext cx="4930567" cy="2796782"/>
                     </a:xfrm>
                     <a:prstGeom prst="rect">
                       <a:avLst/>
@@ -2917,27 +2673,22 @@
         </w:numPr>
       </w:pPr>
       <w:r>
-        <w:t xml:space="preserve">Алгоритм </w:t>
-      </w:r>
-      <w:proofErr w:type="spellStart"/>
-      <w:r>
-        <w:t>Брезенхема</w:t>
-      </w:r>
-      <w:proofErr w:type="spellEnd"/>
-      <w:r>
-        <w:t xml:space="preserve"> (окружность) - адаптация для построения окружностей</w:t>
-      </w:r>
-    </w:p>
-    <w:p>
-      <w:pPr>
-        <w:ind w:firstLine="0"/>
-      </w:pPr>
-      <w:r>
+        <w:t>Алгоритм ЦДА - улучшенная версия с использованием приращений</w:t>
+      </w:r>
+    </w:p>
+    <w:p>
+      <w:pPr>
+        <w:ind w:left="-11" w:firstLine="0"/>
+      </w:pPr>
+      <w:r>
+        <w:rPr>
+          <w:noProof/>
+        </w:rPr>
         <w:drawing>
-          <wp:inline distT="0" distB="0" distL="0" distR="0" wp14:anchorId="46D77F27" wp14:editId="1DCD1F09">
-            <wp:extent cx="5595257" cy="5277796"/>
-            <wp:effectExtent l="0" t="0" r="5715" b="0"/>
-            <wp:docPr id="9" name="Рисунок 9"/>
+          <wp:inline distT="0" distB="0" distL="0" distR="0" wp14:anchorId="38E7BB05" wp14:editId="66C15106">
+            <wp:extent cx="5317580" cy="3092450"/>
+            <wp:effectExtent l="0" t="0" r="0" b="0"/>
+            <wp:docPr id="5" name="Рисунок 5"/>
             <wp:cNvGraphicFramePr>
               <a:graphicFrameLocks xmlns:a="http://schemas.openxmlformats.org/drawingml/2006/main" noChangeAspect="1"/>
             </wp:cNvGraphicFramePr>
@@ -2957,7 +2708,7 @@
                   <pic:spPr>
                     <a:xfrm>
                       <a:off x="0" y="0"/>
-                      <a:ext cx="5597018" cy="5279457"/>
+                      <a:ext cx="5321543" cy="3094755"/>
                     </a:xfrm>
                     <a:prstGeom prst="rect">
                       <a:avLst/>
@@ -2980,28 +2731,19 @@
       </w:pPr>
       <w:r>
         <w:lastRenderedPageBreak/>
-        <w:t xml:space="preserve">Алгоритм </w:t>
-      </w:r>
-      <w:proofErr w:type="spellStart"/>
-      <w:r>
-        <w:t>Кастла-Питвея</w:t>
-      </w:r>
-      <w:proofErr w:type="spellEnd"/>
-      <w:r>
-        <w:t xml:space="preserve"> - целочисленный алгоритм на основе Евклида</w:t>
-      </w:r>
-    </w:p>
-    <w:p>
-      <w:pPr>
-        <w:pStyle w:val="a7"/>
-        <w:ind w:left="0" w:firstLine="0"/>
+        <w:t>Алгоритм Брезенхема (линия) - эффективный целочисленный метод</w:t>
+      </w:r>
+    </w:p>
+    <w:p>
+      <w:pPr>
+        <w:ind w:left="-11" w:firstLine="0"/>
       </w:pPr>
       <w:r>
         <w:drawing>
-          <wp:inline distT="0" distB="0" distL="0" distR="0" wp14:anchorId="32E83716" wp14:editId="02542C30">
-            <wp:extent cx="4602023" cy="2667000"/>
-            <wp:effectExtent l="0" t="0" r="8255" b="0"/>
-            <wp:docPr id="7" name="Рисунок 7"/>
+          <wp:inline distT="0" distB="0" distL="0" distR="0" wp14:anchorId="669FBCFC" wp14:editId="7EAD9722">
+            <wp:extent cx="5250180" cy="3203302"/>
+            <wp:effectExtent l="0" t="0" r="7620" b="0"/>
+            <wp:docPr id="2" name="Рисунок 2"/>
             <wp:cNvGraphicFramePr>
               <a:graphicFrameLocks xmlns:a="http://schemas.openxmlformats.org/drawingml/2006/main" noChangeAspect="1"/>
             </wp:cNvGraphicFramePr>
@@ -3021,7 +2763,7 @@
                   <pic:spPr>
                     <a:xfrm>
                       <a:off x="0" y="0"/>
-                      <a:ext cx="4620494" cy="2677704"/>
+                      <a:ext cx="5266919" cy="3213515"/>
                     </a:xfrm>
                     <a:prstGeom prst="rect">
                       <a:avLst/>
@@ -3043,24 +2785,22 @@
         </w:numPr>
       </w:pPr>
       <w:r>
-        <w:t xml:space="preserve">Алгоритм ВУ - метод сглаживания с </w:t>
-      </w:r>
-      <w:proofErr w:type="spellStart"/>
-      <w:r>
-        <w:t>антиалиасингом</w:t>
-      </w:r>
-      <w:proofErr w:type="spellEnd"/>
+        <w:t>Алгоритм Брезенхема (окружность) - адаптация для построения окружностей</w:t>
+      </w:r>
     </w:p>
     <w:p>
       <w:pPr>
         <w:ind w:firstLine="0"/>
       </w:pPr>
       <w:r>
+        <w:rPr>
+          <w:noProof/>
+        </w:rPr>
         <w:drawing>
-          <wp:inline distT="0" distB="0" distL="0" distR="0" wp14:anchorId="0F4B46D2" wp14:editId="42F3F337">
-            <wp:extent cx="4506685" cy="2627722"/>
-            <wp:effectExtent l="0" t="0" r="8255" b="1270"/>
-            <wp:docPr id="8" name="Рисунок 8"/>
+          <wp:inline distT="0" distB="0" distL="0" distR="0" wp14:anchorId="46D77F27" wp14:editId="1DCD1F09">
+            <wp:extent cx="5595257" cy="5277796"/>
+            <wp:effectExtent l="0" t="0" r="5715" b="0"/>
+            <wp:docPr id="9" name="Рисунок 9"/>
             <wp:cNvGraphicFramePr>
               <a:graphicFrameLocks xmlns:a="http://schemas.openxmlformats.org/drawingml/2006/main" noChangeAspect="1"/>
             </wp:cNvGraphicFramePr>
@@ -3080,6 +2820,122 @@
                   <pic:spPr>
                     <a:xfrm>
                       <a:off x="0" y="0"/>
+                      <a:ext cx="5597018" cy="5279457"/>
+                    </a:xfrm>
+                    <a:prstGeom prst="rect">
+                      <a:avLst/>
+                    </a:prstGeom>
+                  </pic:spPr>
+                </pic:pic>
+              </a:graphicData>
+            </a:graphic>
+          </wp:inline>
+        </w:drawing>
+      </w:r>
+    </w:p>
+    <w:p>
+      <w:pPr>
+        <w:pStyle w:val="a7"/>
+        <w:numPr>
+          <w:ilvl w:val="0"/>
+          <w:numId w:val="6"/>
+        </w:numPr>
+      </w:pPr>
+      <w:r>
+        <w:lastRenderedPageBreak/>
+        <w:t>Алгоритм Кастла-Питвея - целочисленный алгоритм на основе Евклида</w:t>
+      </w:r>
+    </w:p>
+    <w:p>
+      <w:pPr>
+        <w:pStyle w:val="a7"/>
+        <w:ind w:left="0" w:firstLine="0"/>
+      </w:pPr>
+      <w:r>
+        <w:rPr>
+          <w:noProof/>
+        </w:rPr>
+        <w:drawing>
+          <wp:inline distT="0" distB="0" distL="0" distR="0" wp14:anchorId="32E83716" wp14:editId="02542C30">
+            <wp:extent cx="4602023" cy="2667000"/>
+            <wp:effectExtent l="0" t="0" r="8255" b="0"/>
+            <wp:docPr id="7" name="Рисунок 7"/>
+            <wp:cNvGraphicFramePr>
+              <a:graphicFrameLocks xmlns:a="http://schemas.openxmlformats.org/drawingml/2006/main" noChangeAspect="1"/>
+            </wp:cNvGraphicFramePr>
+            <a:graphic xmlns:a="http://schemas.openxmlformats.org/drawingml/2006/main">
+              <a:graphicData uri="http://schemas.openxmlformats.org/drawingml/2006/picture">
+                <pic:pic xmlns:pic="http://schemas.openxmlformats.org/drawingml/2006/picture">
+                  <pic:nvPicPr>
+                    <pic:cNvPr id="1" name=""/>
+                    <pic:cNvPicPr/>
+                  </pic:nvPicPr>
+                  <pic:blipFill>
+                    <a:blip r:embed="rId11"/>
+                    <a:stretch>
+                      <a:fillRect/>
+                    </a:stretch>
+                  </pic:blipFill>
+                  <pic:spPr>
+                    <a:xfrm>
+                      <a:off x="0" y="0"/>
+                      <a:ext cx="4620494" cy="2677704"/>
+                    </a:xfrm>
+                    <a:prstGeom prst="rect">
+                      <a:avLst/>
+                    </a:prstGeom>
+                  </pic:spPr>
+                </pic:pic>
+              </a:graphicData>
+            </a:graphic>
+          </wp:inline>
+        </w:drawing>
+      </w:r>
+    </w:p>
+    <w:p>
+      <w:pPr>
+        <w:pStyle w:val="a7"/>
+        <w:numPr>
+          <w:ilvl w:val="0"/>
+          <w:numId w:val="6"/>
+        </w:numPr>
+      </w:pPr>
+      <w:r>
+        <w:t>Алгоритм ВУ - метод сглаживания с антиалиасингом</w:t>
+      </w:r>
+    </w:p>
+    <w:p>
+      <w:pPr>
+        <w:ind w:firstLine="0"/>
+      </w:pPr>
+      <w:r>
+        <w:rPr>
+          <w:noProof/>
+        </w:rPr>
+        <w:drawing>
+          <wp:inline distT="0" distB="0" distL="0" distR="0" wp14:anchorId="0F4B46D2" wp14:editId="42F3F337">
+            <wp:extent cx="4506685" cy="2627722"/>
+            <wp:effectExtent l="0" t="0" r="8255" b="1270"/>
+            <wp:docPr id="8" name="Рисунок 8"/>
+            <wp:cNvGraphicFramePr>
+              <a:graphicFrameLocks xmlns:a="http://schemas.openxmlformats.org/drawingml/2006/main" noChangeAspect="1"/>
+            </wp:cNvGraphicFramePr>
+            <a:graphic xmlns:a="http://schemas.openxmlformats.org/drawingml/2006/main">
+              <a:graphicData uri="http://schemas.openxmlformats.org/drawingml/2006/picture">
+                <pic:pic xmlns:pic="http://schemas.openxmlformats.org/drawingml/2006/picture">
+                  <pic:nvPicPr>
+                    <pic:cNvPr id="1" name=""/>
+                    <pic:cNvPicPr/>
+                  </pic:nvPicPr>
+                  <pic:blipFill>
+                    <a:blip r:embed="rId12"/>
+                    <a:stretch>
+                      <a:fillRect/>
+                    </a:stretch>
+                  </pic:blipFill>
+                  <pic:spPr>
+                    <a:xfrm>
+                      <a:off x="0" y="0"/>
                       <a:ext cx="4518125" cy="2634392"/>
                     </a:xfrm>
                     <a:prstGeom prst="rect">
@@ -3289,9 +3145,9 @@
       </w:r>
     </w:p>
     <w:sectPr>
-      <w:footerReference w:type="even" r:id="rId11"/>
-      <w:footerReference w:type="default" r:id="rId12"/>
-      <w:footerReference w:type="first" r:id="rId13"/>
+      <w:footerReference w:type="even" r:id="rId13"/>
+      <w:footerReference w:type="default" r:id="rId14"/>
+      <w:footerReference w:type="first" r:id="rId15"/>
       <w:pgSz w:w="11906" w:h="16838"/>
       <w:pgMar w:top="1134" w:right="567" w:bottom="1134" w:left="1701" w:header="0" w:footer="709" w:gutter="0"/>
       <w:cols w:space="720"/>
@@ -3301,6 +3157,31 @@
     </w:sectPr>
   </w:body>
 </w:document>
+</file>
+
+<file path=word/endnotes.xml><?xml version="1.0" encoding="utf-8"?>
+<w:endnotes xmlns:wpc="http://schemas.microsoft.com/office/word/2010/wordprocessingCanvas" xmlns:cx="http://schemas.microsoft.com/office/drawing/2014/chartex" xmlns:cx1="http://schemas.microsoft.com/office/drawing/2015/9/8/chartex" xmlns:cx2="http://schemas.microsoft.com/office/drawing/2015/10/21/chartex" xmlns:cx3="http://schemas.microsoft.com/office/drawing/2016/5/9/chartex" xmlns:cx4="http://schemas.microsoft.com/office/drawing/2016/5/10/chartex" xmlns:cx5="http://schemas.microsoft.com/office/drawing/2016/5/11/chartex" xmlns:cx6="http://schemas.microsoft.com/office/drawing/2016/5/12/chartex" xmlns:cx7="http://schemas.microsoft.com/office/drawing/2016/5/13/chartex" xmlns:cx8="http://schemas.microsoft.com/office/drawing/2016/5/14/chartex" xmlns:mc="http://schemas.openxmlformats.org/markup-compatibility/2006" xmlns:aink="http://schemas.microsoft.com/office/drawing/2016/ink" xmlns:am3d="http://schemas.microsoft.com/office/drawing/2017/model3d" xmlns:o="urn:schemas-microsoft-com:office:office" xmlns:r="http://schemas.openxmlformats.org/officeDocument/2006/relationships" xmlns:m="http://schemas.openxmlformats.org/officeDocument/2006/math" xmlns:v="urn:schemas-microsoft-com:vml" xmlns:wp14="http://schemas.microsoft.com/office/word/2010/wordprocessingDrawing" xmlns:wp="http://schemas.openxmlformats.org/drawingml/2006/wordprocessingDrawing" xmlns:w10="urn:schemas-microsoft-com:office:word" xmlns:w="http://schemas.openxmlformats.org/wordprocessingml/2006/main" xmlns:w14="http://schemas.microsoft.com/office/word/2010/wordml" xmlns:w15="http://schemas.microsoft.com/office/word/2012/wordml" xmlns:w16cex="http://schemas.microsoft.com/office/word/2018/wordml/cex" xmlns:w16cid="http://schemas.microsoft.com/office/word/2016/wordml/cid" xmlns:w16="http://schemas.microsoft.com/office/word/2018/wordml" xmlns:w16sdtdh="http://schemas.microsoft.com/office/word/2020/wordml/sdtdatahash" xmlns:w16se="http://schemas.microsoft.com/office/word/2015/wordml/symex" xmlns:wpg="http://schemas.microsoft.com/office/word/2010/wordprocessingGroup" xmlns:wpi="http://schemas.microsoft.com/office/word/2010/wordprocessingInk" xmlns:wne="http://schemas.microsoft.com/office/word/2006/wordml" xmlns:wps="http://schemas.microsoft.com/office/word/2010/wordprocessingShape" mc:Ignorable="w14 w15 w16se w16cid w16 w16cex w16sdtdh wp14">
+  <w:endnote w:type="separator" w:id="-1">
+    <w:p>
+      <w:pPr>
+        <w:spacing w:line="240" w:lineRule="auto"/>
+      </w:pPr>
+      <w:r>
+        <w:separator/>
+      </w:r>
+    </w:p>
+  </w:endnote>
+  <w:endnote w:type="continuationSeparator" w:id="0">
+    <w:p>
+      <w:pPr>
+        <w:spacing w:line="240" w:lineRule="auto"/>
+      </w:pPr>
+      <w:r>
+        <w:continuationSeparator/>
+      </w:r>
+    </w:p>
+  </w:endnote>
+</w:endnotes>
 </file>
 
 <file path=word/footer1.xml><?xml version="1.0" encoding="utf-8"?>
@@ -3364,6 +3245,31 @@
     </w:pPr>
   </w:p>
 </w:ftr>
+</file>
+
+<file path=word/footnotes.xml><?xml version="1.0" encoding="utf-8"?>
+<w:footnotes xmlns:wpc="http://schemas.microsoft.com/office/word/2010/wordprocessingCanvas" xmlns:cx="http://schemas.microsoft.com/office/drawing/2014/chartex" xmlns:cx1="http://schemas.microsoft.com/office/drawing/2015/9/8/chartex" xmlns:cx2="http://schemas.microsoft.com/office/drawing/2015/10/21/chartex" xmlns:cx3="http://schemas.microsoft.com/office/drawing/2016/5/9/chartex" xmlns:cx4="http://schemas.microsoft.com/office/drawing/2016/5/10/chartex" xmlns:cx5="http://schemas.microsoft.com/office/drawing/2016/5/11/chartex" xmlns:cx6="http://schemas.microsoft.com/office/drawing/2016/5/12/chartex" xmlns:cx7="http://schemas.microsoft.com/office/drawing/2016/5/13/chartex" xmlns:cx8="http://schemas.microsoft.com/office/drawing/2016/5/14/chartex" xmlns:mc="http://schemas.openxmlformats.org/markup-compatibility/2006" xmlns:aink="http://schemas.microsoft.com/office/drawing/2016/ink" xmlns:am3d="http://schemas.microsoft.com/office/drawing/2017/model3d" xmlns:o="urn:schemas-microsoft-com:office:office" xmlns:r="http://schemas.openxmlformats.org/officeDocument/2006/relationships" xmlns:m="http://schemas.openxmlformats.org/officeDocument/2006/math" xmlns:v="urn:schemas-microsoft-com:vml" xmlns:wp14="http://schemas.microsoft.com/office/word/2010/wordprocessingDrawing" xmlns:wp="http://schemas.openxmlformats.org/drawingml/2006/wordprocessingDrawing" xmlns:w10="urn:schemas-microsoft-com:office:word" xmlns:w="http://schemas.openxmlformats.org/wordprocessingml/2006/main" xmlns:w14="http://schemas.microsoft.com/office/word/2010/wordml" xmlns:w15="http://schemas.microsoft.com/office/word/2012/wordml" xmlns:w16cex="http://schemas.microsoft.com/office/word/2018/wordml/cex" xmlns:w16cid="http://schemas.microsoft.com/office/word/2016/wordml/cid" xmlns:w16="http://schemas.microsoft.com/office/word/2018/wordml" xmlns:w16sdtdh="http://schemas.microsoft.com/office/word/2020/wordml/sdtdatahash" xmlns:w16se="http://schemas.microsoft.com/office/word/2015/wordml/symex" xmlns:wpg="http://schemas.microsoft.com/office/word/2010/wordprocessingGroup" xmlns:wpi="http://schemas.microsoft.com/office/word/2010/wordprocessingInk" xmlns:wne="http://schemas.microsoft.com/office/word/2006/wordml" xmlns:wps="http://schemas.microsoft.com/office/word/2010/wordprocessingShape" mc:Ignorable="w14 w15 w16se w16cid w16 w16cex w16sdtdh wp14">
+  <w:footnote w:type="separator" w:id="-1">
+    <w:p>
+      <w:pPr>
+        <w:spacing w:line="240" w:lineRule="auto"/>
+      </w:pPr>
+      <w:r>
+        <w:separator/>
+      </w:r>
+    </w:p>
+  </w:footnote>
+  <w:footnote w:type="continuationSeparator" w:id="0">
+    <w:p>
+      <w:pPr>
+        <w:spacing w:line="240" w:lineRule="auto"/>
+      </w:pPr>
+      <w:r>
+        <w:continuationSeparator/>
+      </w:r>
+    </w:p>
+  </w:footnote>
+</w:footnotes>
 </file>
 
 <file path=word/numbering.xml><?xml version="1.0" encoding="utf-8"?>
